--- a/content/Bios/Bud_Best.docx
+++ b/content/Bios/Bud_Best.docx
@@ -1,214 +1,8 @@
 
 <file path=word/document.xml><?xml version="1.0" encoding="utf-8"?>
-<w:document xmlns:w14="http://schemas.microsoft.com/office/word/2010/wordml" xmlns:wp14="http://schemas.microsoft.com/office/word/2010/wordprocessingDrawing" xmlns:w="http://schemas.openxmlformats.org/wordprocessingml/2006/main" xmlns:m="http://schemas.openxmlformats.org/officeDocument/2006/math" xmlns:r="http://schemas.openxmlformats.org/officeDocument/2006/relationships" xmlns:o="urn:schemas-microsoft-com:office:office" xmlns:v="urn:schemas-microsoft-com:vml" xmlns:w10="urn:schemas-microsoft-com:office:word" xmlns:a="http://schemas.openxmlformats.org/drawingml/2006/main" xmlns:pic="http://schemas.openxmlformats.org/drawingml/2006/picture" xmlns:wp="http://schemas.openxmlformats.org/drawingml/2006/wordprocessingDrawing" xmlns:mc="http://schemas.openxmlformats.org/markup-compatibility/2006" mc:Ignorable="w14 wp14">
+<w:document xmlns:ns1="http://schemas.openxmlformats.org/markup-compatibility/2006" xmlns:ns2="http://schemas.microsoft.com/office/word/2010/wordml" xmlns:w="http://schemas.openxmlformats.org/wordprocessingml/2006/main" ns1:Ignorable="w14 wp14">
   <w:body>
-    <w:p xmlns:wp14="http://schemas.microsoft.com/office/word/2010/wordml" wp14:textId="77777777">
-      <w:pPr>
-        <w:pStyle w:val="FirstParagraph"/>
-      </w:pPr>
-      <w:r>
-        <w:rPr/>
-        <w:t>1996 Hall of Fame Inductee Warren P.</w:t>
-      </w:r>
-      <w:r>
-        <w:rPr/>
-        <w:t xml:space="preserve"> </w:t>
-      </w:r>
-      <w:r>
-        <w:rPr/>
-        <w:t>“Bud”</w:t>
-      </w:r>
-      <w:r>
-        <w:rPr/>
-        <w:t xml:space="preserve"> </w:t>
-      </w:r>
-      <w:r>
-        <w:rPr/>
-        <w:t>Best – Greeley</w:t>
-      </w:r>
-      <w:r>
-        <w:rPr/>
-        <w:t xml:space="preserve"> </w:t>
-      </w:r>
-      <w:r>
-        <w:rPr/>
-        <w:t>Warren P.</w:t>
-      </w:r>
-      <w:r>
-        <w:rPr/>
-        <w:t xml:space="preserve"> </w:t>
-      </w:r>
-      <w:r>
-        <w:rPr/>
-        <w:t>“Bud”</w:t>
-      </w:r>
-      <w:r>
-        <w:rPr/>
-        <w:t xml:space="preserve"> </w:t>
-      </w:r>
-      <w:r>
-        <w:rPr/>
-        <w:t>Best has been an educator, coach and official since he left Wayne State College</w:t>
-      </w:r>
-      <w:r>
-        <w:rPr/>
-        <w:t xml:space="preserve"> </w:t>
-      </w:r>
-      <w:r>
-        <w:rPr/>
-        <w:t>Nebraska after serving on active military duty in the South Pacific during WWII as a flight engineer on a</w:t>
-      </w:r>
-      <w:r>
-        <w:rPr/>
-        <w:t xml:space="preserve"> </w:t>
-      </w:r>
-      <w:r>
-        <w:rPr/>
-        <w:t xml:space="preserve">Navy patrol bomber. He was a high school and college head coach in football, basketball, </w:t>
-      </w:r>
-      <w:r>
-        <w:rPr/>
-        <w:t>swimming</w:t>
-      </w:r>
-      <w:r>
-        <w:rPr/>
-        <w:t xml:space="preserve"> </w:t>
-      </w:r>
-      <w:r>
-        <w:rPr/>
-        <w:t xml:space="preserve">and track </w:t>
-      </w:r>
-      <w:r>
-        <w:rPr/>
-        <w:t>and also</w:t>
-      </w:r>
-      <w:r>
-        <w:rPr/>
-        <w:t xml:space="preserve"> played semi pro baseball. Bud was a </w:t>
-      </w:r>
-      <w:r>
-        <w:rPr/>
-        <w:t>four year</w:t>
-      </w:r>
-      <w:r>
-        <w:rPr/>
-        <w:t xml:space="preserve"> college </w:t>
-      </w:r>
-      <w:r>
-        <w:rPr/>
-        <w:t>letterman</w:t>
-      </w:r>
-      <w:r>
-        <w:rPr/>
-        <w:t xml:space="preserve"> in football</w:t>
-      </w:r>
-      <w:r>
-        <w:rPr/>
-        <w:t xml:space="preserve"> </w:t>
-      </w:r>
-      <w:r>
-        <w:rPr/>
-        <w:t xml:space="preserve">basketball and track and held the </w:t>
-      </w:r>
-      <w:r>
-        <w:rPr/>
-        <w:t>100 yard</w:t>
-      </w:r>
-      <w:r>
-        <w:rPr/>
-        <w:t xml:space="preserve"> dash record for over 30 years at Wayne State.</w:t>
-      </w:r>
-      <w:r>
-        <w:rPr/>
-        <w:t xml:space="preserve"> </w:t>
-      </w:r>
-      <w:r>
-        <w:rPr/>
-        <w:t>Bud started umpiring in 1961 after serving as a coach on the Colorado State College baseball team and</w:t>
-      </w:r>
-      <w:r>
-        <w:rPr/>
-        <w:t xml:space="preserve"> </w:t>
-      </w:r>
-      <w:r>
-        <w:rPr/>
-        <w:t xml:space="preserve">worked several high </w:t>
-      </w:r>
-      <w:r>
-        <w:rPr/>
-        <w:t>school</w:t>
-      </w:r>
-      <w:r>
-        <w:rPr/>
-        <w:t xml:space="preserve"> and American Legion play-off and state games. Bud was an educational</w:t>
-      </w:r>
-      <w:r>
-        <w:rPr/>
-        <w:t xml:space="preserve"> </w:t>
-      </w:r>
-      <w:r>
-        <w:rPr/>
-        <w:t>administrator for the University of Northern Colorado from 1967-1985 and has been recognized as an</w:t>
-      </w:r>
-      <w:r>
-        <w:rPr/>
-        <w:t xml:space="preserve"> </w:t>
-      </w:r>
-      <w:r>
-        <w:rPr/>
-        <w:t xml:space="preserve">outstanding college and high school football and basketball official. He is honored </w:t>
-      </w:r>
-      <w:r>
-        <w:rPr/>
-        <w:t>in</w:t>
-      </w:r>
-      <w:r>
-        <w:rPr/>
-        <w:t xml:space="preserve"> the Wayne State</w:t>
-      </w:r>
-      <w:r>
-        <w:rPr/>
-        <w:t xml:space="preserve"> </w:t>
-      </w:r>
-      <w:r>
-        <w:rPr/>
-        <w:t xml:space="preserve">Hall of Fame along with </w:t>
-      </w:r>
-      <w:r>
-        <w:rPr/>
-        <w:t>Greeley</w:t>
-      </w:r>
-      <w:r>
-        <w:rPr/>
-        <w:t xml:space="preserve"> Baseball Umpires Association Award for many years of service and</w:t>
-      </w:r>
-      <w:r>
-        <w:rPr/>
-        <w:t xml:space="preserve"> </w:t>
-      </w:r>
-      <w:r>
-        <w:rPr/>
-        <w:t>dedication as an assignor and official.</w:t>
-      </w:r>
-    </w:p>
-    <w:p>
-      <w:pPr>
-        <w:pStyle w:val="BodyText"/>
-      </w:pPr>
-    </w:p>
-    <w:p>
-      <w:pPr>
-        <w:pStyle w:val="Title"/>
-      </w:pPr>
-      <w:r>
-        <w:rPr>
-          <w:noProof w:val="0"/>
-          <w:lang w:val="en-US"/>
-        </w:rPr>
-        <w:t>Revised Biography: Warren P. “Bud” Best</w:t>
-      </w:r>
-    </w:p>
-    <w:p>
+    <w:p ns2:paraId="0DF6968C" ns2:textId="702D6BB1">
       <w:pPr>
         <w:pStyle w:val="Subtitle"/>
         <w:rPr/>
@@ -221,7 +15,7 @@
         <w:t>1996 Hall of Fame Inductee – Greeley</w:t>
       </w:r>
     </w:p>
-    <w:p>
+    <w:p ns2:paraId="506241DF" ns2:textId="7E4DD8B0">
       <w:pPr>
         <w:spacing w:before="0" w:beforeAutospacing="off" w:after="0" w:afterAutospacing="off" w:line="300" w:lineRule="auto"/>
         <w:rPr>
@@ -307,7 +101,7 @@
         <w:t xml:space="preserve"> in football, basketball, and track, and held the school’s 100‑yard dash record for more than thirty years.</w:t>
       </w:r>
     </w:p>
-    <w:p>
+    <w:p ns2:paraId="69DDFC7E" ns2:textId="17436552">
       <w:pPr>
         <w:spacing w:before="0" w:beforeAutospacing="off" w:after="0" w:afterAutospacing="off" w:line="300" w:lineRule="auto"/>
         <w:rPr>
@@ -393,7 +187,7 @@
         <w:t xml:space="preserve"> high school and American Legion postseason and State Tournament games.</w:t>
       </w:r>
     </w:p>
-    <w:p>
+    <w:p ns2:paraId="04F5D470" ns2:textId="6E910684">
       <w:pPr>
         <w:spacing w:before="0" w:beforeAutospacing="off" w:after="0" w:afterAutospacing="off" w:line="300" w:lineRule="auto"/>
         <w:rPr>
@@ -507,7 +301,7 @@
         <w:t>, acknowledging his many years of service and dedication as an assignor and official.</w:t>
       </w:r>
     </w:p>
-    <w:p>
+    <w:p ns2:paraId="5BB73664" ns2:textId="25C60D2F">
       <w:pPr>
         <w:spacing w:before="0" w:beforeAutospacing="off" w:after="0" w:afterAutospacing="off" w:line="300" w:lineRule="auto"/>
         <w:rPr>
@@ -537,7 +331,7 @@
         <w:t>Bud Best’s lifelong contributions reflect a career defined by leadership, integrity, and a deep devotion to student‑athletes and the officiating community.</w:t>
       </w:r>
     </w:p>
-    <w:p>
+    <w:p ns2:paraId="08F41B19" ns2:textId="7883F5CF">
       <w:pPr>
         <w:pStyle w:val="BodyText"/>
       </w:pPr>
